--- a/BT2.docx
+++ b/BT2.docx
@@ -14,7 +14,7 @@
           <w:b/>
           <w:bCs/>
         </w:rPr>
-        <w:t>Phần 1 - Rà kế hoạch Sprint Review</w:t>
+        <w:t>Phần 1 - Phân loại ý kiến</w:t>
       </w:r>
     </w:p>
     <w:tbl>
@@ -30,10 +30,9 @@
         <w:tblLook w:val="04A0" w:firstRow="1" w:lastRow="0" w:firstColumn="1" w:lastColumn="0" w:noHBand="0" w:noVBand="1"/>
       </w:tblPr>
       <w:tblGrid>
-        <w:gridCol w:w="495"/>
-        <w:gridCol w:w="1222"/>
-        <w:gridCol w:w="1009"/>
-        <w:gridCol w:w="6345"/>
+        <w:gridCol w:w="490"/>
+        <w:gridCol w:w="1566"/>
+        <w:gridCol w:w="7015"/>
       </w:tblGrid>
       <w:tr>
         <w:trPr>
@@ -80,7 +79,7 @@
                 <w:b/>
                 <w:bCs/>
               </w:rPr>
-              <w:t>Phù hợp / Chưa phù hợp</w:t>
+              <w:t>Phân loại</w:t>
             </w:r>
           </w:p>
         </w:tc>
@@ -102,29 +101,7 @@
                 <w:b/>
                 <w:bCs/>
               </w:rPr>
-              <w:t>Quy tắc làm căn cứ</w:t>
-            </w:r>
-          </w:p>
-        </w:tc>
-        <w:tc>
-          <w:tcPr>
-            <w:tcW w:w="0" w:type="auto"/>
-            <w:vAlign w:val="center"/>
-            <w:hideMark/>
-          </w:tcPr>
-          <w:p>
-            <w:pPr>
-              <w:rPr>
-                <w:b/>
-                <w:bCs/>
-              </w:rPr>
-            </w:pPr>
-            <w:r>
-              <w:rPr>
-                <w:b/>
-                <w:bCs/>
-              </w:rPr>
-              <w:t>Cách sửa ngắn gọn</w:t>
+              <w:t>Hướng xử lý / Viết lại</w:t>
             </w:r>
           </w:p>
         </w:tc>
@@ -145,43 +122,38 @@
                 <w:b/>
                 <w:bCs/>
               </w:rPr>
-              <w:t>K-01</w:t>
-            </w:r>
-          </w:p>
-        </w:tc>
-        <w:tc>
-          <w:tcPr>
-            <w:tcW w:w="0" w:type="auto"/>
-            <w:vAlign w:val="center"/>
-            <w:hideMark/>
-          </w:tcPr>
-          <w:p>
-            <w:r>
-              <w:t>Phù hợp</w:t>
-            </w:r>
-          </w:p>
-        </w:tc>
-        <w:tc>
-          <w:tcPr>
-            <w:tcW w:w="0" w:type="auto"/>
-            <w:vAlign w:val="center"/>
-            <w:hideMark/>
-          </w:tcPr>
-          <w:p>
-            <w:r>
-              <w:t>QT1</w:t>
-            </w:r>
-          </w:p>
-        </w:tc>
-        <w:tc>
-          <w:tcPr>
-            <w:tcW w:w="0" w:type="auto"/>
-            <w:vAlign w:val="center"/>
-            <w:hideMark/>
-          </w:tcPr>
-          <w:p>
-            <w:r>
-              <w:t>Giữ nguyên: Product Owner nhắc lại Sprint Goal để định hướng trọng tâm buổi review.</w:t>
+              <w:t>R-01</w:t>
+            </w:r>
+          </w:p>
+        </w:tc>
+        <w:tc>
+          <w:tcPr>
+            <w:tcW w:w="0" w:type="auto"/>
+            <w:vAlign w:val="center"/>
+            <w:hideMark/>
+          </w:tcPr>
+          <w:p>
+            <w:r>
+              <w:t>Phản hồi sản phẩm</w:t>
+            </w:r>
+          </w:p>
+        </w:tc>
+        <w:tc>
+          <w:tcPr>
+            <w:tcW w:w="0" w:type="auto"/>
+            <w:vAlign w:val="center"/>
+            <w:hideMark/>
+          </w:tcPr>
+          <w:p>
+            <w:r>
+              <w:rPr>
+                <w:b/>
+                <w:bCs/>
+              </w:rPr>
+              <w:t>Chuyển nơi xử lý:</w:t>
+            </w:r>
+            <w:r>
+              <w:t xml:space="preserve"> Chuyển ý kiến này sang Product Backlog để Product Owner cân nhắc đưa vào các Sprint tính năng tiếp theo (không nằm trong phạm vi cải tiến quy trình của Retrospective).</w:t>
             </w:r>
           </w:p>
         </w:tc>
@@ -202,50 +174,45 @@
                 <w:b/>
                 <w:bCs/>
               </w:rPr>
-              <w:t>K-02</w:t>
-            </w:r>
-          </w:p>
-        </w:tc>
-        <w:tc>
-          <w:tcPr>
-            <w:tcW w:w="0" w:type="auto"/>
-            <w:vAlign w:val="center"/>
-            <w:hideMark/>
-          </w:tcPr>
-          <w:p>
-            <w:r>
-              <w:t>Chưa phù hợp</w:t>
-            </w:r>
-          </w:p>
-        </w:tc>
-        <w:tc>
-          <w:tcPr>
-            <w:tcW w:w="0" w:type="auto"/>
-            <w:vAlign w:val="center"/>
-            <w:hideMark/>
-          </w:tcPr>
-          <w:p>
-            <w:r>
-              <w:t>QT1</w:t>
-            </w:r>
-          </w:p>
-        </w:tc>
-        <w:tc>
-          <w:tcPr>
-            <w:tcW w:w="0" w:type="auto"/>
-            <w:vAlign w:val="center"/>
-            <w:hideMark/>
-          </w:tcPr>
-          <w:p>
-            <w:r>
-              <w:rPr>
-                <w:b/>
-                <w:bCs/>
-              </w:rPr>
-              <w:t>Sửa:</w:t>
-            </w:r>
-            <w:r>
-              <w:t xml:space="preserve"> Thay vì báo cáo tiến độ, giải thích lý do hay quỹ thời gian bận rộn, Developers cùng minh họa trực tiếp các tính năng đã hoàn thành.</w:t>
+              <w:t>R-02</w:t>
+            </w:r>
+          </w:p>
+        </w:tc>
+        <w:tc>
+          <w:tcPr>
+            <w:tcW w:w="0" w:type="auto"/>
+            <w:vAlign w:val="center"/>
+            <w:hideMark/>
+          </w:tcPr>
+          <w:p>
+            <w:r>
+              <w:t>Cần làm rõ</w:t>
+            </w:r>
+          </w:p>
+        </w:tc>
+        <w:tc>
+          <w:tcPr>
+            <w:tcW w:w="0" w:type="auto"/>
+            <w:vAlign w:val="center"/>
+            <w:hideMark/>
+          </w:tcPr>
+          <w:p>
+            <w:r>
+              <w:rPr>
+                <w:b/>
+                <w:bCs/>
+              </w:rPr>
+              <w:t>Viết lại thế nào:</w:t>
+            </w:r>
+            <w:r>
+              <w:t xml:space="preserve"> Cần làm rõ hành vi cụ thể thay vì nói chung chung. Sửa thành: </w:t>
+            </w:r>
+            <w:r>
+              <w:rPr>
+                <w:i/>
+                <w:iCs/>
+              </w:rPr>
+              <w:t>"Thống nhất cách trao đổi thông tin kỹ thuật giữa Nam và Khánh Vy để không bị sót quy tắc chuyển người."</w:t>
             </w:r>
           </w:p>
         </w:tc>
@@ -266,100 +233,45 @@
                 <w:b/>
                 <w:bCs/>
               </w:rPr>
-              <w:t>K-03</w:t>
-            </w:r>
-          </w:p>
-        </w:tc>
-        <w:tc>
-          <w:tcPr>
-            <w:tcW w:w="0" w:type="auto"/>
-            <w:vAlign w:val="center"/>
-            <w:hideMark/>
-          </w:tcPr>
-          <w:p>
-            <w:r>
-              <w:t>Chưa phù hợp</w:t>
-            </w:r>
-          </w:p>
-        </w:tc>
-        <w:tc>
-          <w:tcPr>
-            <w:tcW w:w="0" w:type="auto"/>
-            <w:vAlign w:val="center"/>
-            <w:hideMark/>
-          </w:tcPr>
-          <w:p>
-            <w:r>
-              <w:t>QT2</w:t>
-            </w:r>
-          </w:p>
-        </w:tc>
-        <w:tc>
-          <w:tcPr>
-            <w:tcW w:w="0" w:type="auto"/>
-            <w:vAlign w:val="center"/>
-            <w:hideMark/>
-          </w:tcPr>
-          <w:p>
-            <w:r>
-              <w:rPr>
-                <w:b/>
-                <w:bCs/>
-              </w:rPr>
-              <w:t>Sửa:</w:t>
-            </w:r>
-            <w:r>
-              <w:t xml:space="preserve"> Chỉ chiếu và demo các PBI đạt chuẩn Done (</w:t>
-            </w:r>
-            <w:r>
-              <w:rPr>
-                <w:b/>
-                <w:bCs/>
-              </w:rPr>
-              <w:t>PBI-41</w:t>
-            </w:r>
-            <w:r>
-              <w:t>).</w:t>
-            </w:r>
-          </w:p>
-          <w:p>
-            <w:r>
-              <w:br/>
-            </w:r>
-          </w:p>
-          <w:p>
-            <w:r>
-              <w:t xml:space="preserve">• </w:t>
-            </w:r>
-            <w:r>
-              <w:rPr>
-                <w:b/>
-                <w:bCs/>
-              </w:rPr>
-              <w:t>User Journey demo PBI-41:</w:t>
-            </w:r>
-            <w:r>
-              <w:t xml:space="preserve"> Khách hàng hoặc nhân viên cửa hàng truy cập website -&gt; Nhập mã đơn hàng -&gt; Hệ thống hiển thị chính xác trạng thái xử lý đơn hàng từ môi trường thử nghiệm.</w:t>
-            </w:r>
-          </w:p>
-          <w:p>
-            <w:r>
-              <w:br/>
-            </w:r>
-          </w:p>
-          <w:p>
-            <w:r>
-              <w:t>• Đối với các phần chưa Done (</w:t>
-            </w:r>
-            <w:r>
-              <w:rPr>
-                <w:b/>
-                <w:bCs/>
-              </w:rPr>
-              <w:t>PBI-42, PBI-44</w:t>
-            </w:r>
-            <w:r>
-              <w:t>), thông báo minh bạch bằng số liệu lỗi còn tồn đọng thay vì giới thiệu chung chung là Increment.</w:t>
+              <w:t>R-03</w:t>
+            </w:r>
+          </w:p>
+        </w:tc>
+        <w:tc>
+          <w:tcPr>
+            <w:tcW w:w="0" w:type="auto"/>
+            <w:vAlign w:val="center"/>
+            <w:hideMark/>
+          </w:tcPr>
+          <w:p>
+            <w:r>
+              <w:t>Cần làm rõ / Đổ lỗi</w:t>
+            </w:r>
+          </w:p>
+        </w:tc>
+        <w:tc>
+          <w:tcPr>
+            <w:tcW w:w="0" w:type="auto"/>
+            <w:vAlign w:val="center"/>
+            <w:hideMark/>
+          </w:tcPr>
+          <w:p>
+            <w:r>
+              <w:rPr>
+                <w:b/>
+                <w:bCs/>
+              </w:rPr>
+              <w:t>Viết lại không đổ lỗi cá nhân:</w:t>
+            </w:r>
+            <w:r>
+              <w:t xml:space="preserve"> </w:t>
+            </w:r>
+            <w:r>
+              <w:rPr>
+                <w:i/>
+                <w:iCs/>
+              </w:rPr>
+              <w:t>"Quy trình thay đổi luồng hội thoại đôi lúc chưa được thông báo đồng bộ, dẫn đến việc các thành viên khác phải điều chỉnh gấp."</w:t>
             </w:r>
           </w:p>
         </w:tc>
@@ -380,98 +292,201 @@
                 <w:b/>
                 <w:bCs/>
               </w:rPr>
-              <w:t>K-04</w:t>
-            </w:r>
-          </w:p>
-        </w:tc>
-        <w:tc>
-          <w:tcPr>
-            <w:tcW w:w="0" w:type="auto"/>
-            <w:vAlign w:val="center"/>
-            <w:hideMark/>
-          </w:tcPr>
-          <w:p>
-            <w:r>
-              <w:t>Chưa phù hợp</w:t>
-            </w:r>
-          </w:p>
-        </w:tc>
-        <w:tc>
-          <w:tcPr>
-            <w:tcW w:w="0" w:type="auto"/>
-            <w:vAlign w:val="center"/>
-            <w:hideMark/>
-          </w:tcPr>
-          <w:p>
-            <w:r>
-              <w:t>QT1, QT3, QT4</w:t>
-            </w:r>
-          </w:p>
-        </w:tc>
-        <w:tc>
-          <w:tcPr>
-            <w:tcW w:w="0" w:type="auto"/>
-            <w:vAlign w:val="center"/>
-            <w:hideMark/>
-          </w:tcPr>
-          <w:p>
-            <w:r>
-              <w:rPr>
-                <w:b/>
-                <w:bCs/>
-              </w:rPr>
-              <w:t>Sửa:</w:t>
-            </w:r>
-            <w:r>
-              <w:t xml:space="preserve"> Chuyển từ việc "Chủ cửa hàng nghiệm thu toàn bộ" sang buổi trao đổi hai chiều.</w:t>
-            </w:r>
-          </w:p>
-          <w:p>
-            <w:r>
-              <w:br/>
-            </w:r>
-          </w:p>
-          <w:p>
-            <w:r>
-              <w:t xml:space="preserve">• </w:t>
-            </w:r>
-            <w:r>
-              <w:rPr>
-                <w:b/>
-                <w:bCs/>
-              </w:rPr>
-              <w:t>Câu hỏi mở dành cho Stakeholders:</w:t>
-            </w:r>
-            <w:r>
-              <w:t xml:space="preserve"> </w:t>
+              <w:t>R-04</w:t>
+            </w:r>
+          </w:p>
+        </w:tc>
+        <w:tc>
+          <w:tcPr>
+            <w:tcW w:w="0" w:type="auto"/>
+            <w:vAlign w:val="center"/>
+            <w:hideMark/>
+          </w:tcPr>
+          <w:p>
+            <w:r>
+              <w:t>Cách làm việc</w:t>
+            </w:r>
+          </w:p>
+        </w:tc>
+        <w:tc>
+          <w:tcPr>
+            <w:tcW w:w="0" w:type="auto"/>
+            <w:vAlign w:val="center"/>
+            <w:hideMark/>
+          </w:tcPr>
+          <w:p>
+            <w:r>
+              <w:rPr>
+                <w:b/>
+                <w:bCs/>
+              </w:rPr>
+              <w:t>Giữ lại:</w:t>
+            </w:r>
+            <w:r>
+              <w:t xml:space="preserve"> Phản ánh đúng điểm bất hợp lý trong cách vận hành (cập nhật qua tin nhắn riêng nhưng tài liệu chung chưa đồng bộ).</w:t>
+            </w:r>
+          </w:p>
+        </w:tc>
+      </w:tr>
+      <w:tr>
+        <w:trPr>
+          <w:tblCellSpacing w:w="15" w:type="dxa"/>
+        </w:trPr>
+        <w:tc>
+          <w:tcPr>
+            <w:tcW w:w="0" w:type="auto"/>
+            <w:vAlign w:val="center"/>
+            <w:hideMark/>
+          </w:tcPr>
+          <w:p>
+            <w:r>
+              <w:rPr>
+                <w:b/>
+                <w:bCs/>
+              </w:rPr>
+              <w:t>R-05</w:t>
+            </w:r>
+          </w:p>
+        </w:tc>
+        <w:tc>
+          <w:tcPr>
+            <w:tcW w:w="0" w:type="auto"/>
+            <w:vAlign w:val="center"/>
+            <w:hideMark/>
+          </w:tcPr>
+          <w:p>
+            <w:r>
+              <w:t>Cách làm việc</w:t>
+            </w:r>
+          </w:p>
+        </w:tc>
+        <w:tc>
+          <w:tcPr>
+            <w:tcW w:w="0" w:type="auto"/>
+            <w:vAlign w:val="center"/>
+            <w:hideMark/>
+          </w:tcPr>
+          <w:p>
+            <w:r>
+              <w:rPr>
+                <w:b/>
+                <w:bCs/>
+              </w:rPr>
+              <w:t>Giữ lại:</w:t>
+            </w:r>
+            <w:r>
+              <w:t xml:space="preserve"> Hành vi kết hợp tốt (Pairing giữa Tester và Developer) cần được duy trì để tái hiện và xử lý lỗi hiệu quả.</w:t>
+            </w:r>
+          </w:p>
+        </w:tc>
+      </w:tr>
+      <w:tr>
+        <w:trPr>
+          <w:tblCellSpacing w:w="15" w:type="dxa"/>
+        </w:trPr>
+        <w:tc>
+          <w:tcPr>
+            <w:tcW w:w="0" w:type="auto"/>
+            <w:vAlign w:val="center"/>
+            <w:hideMark/>
+          </w:tcPr>
+          <w:p>
+            <w:r>
+              <w:rPr>
+                <w:b/>
+                <w:bCs/>
+              </w:rPr>
+              <w:t>R-06</w:t>
+            </w:r>
+          </w:p>
+        </w:tc>
+        <w:tc>
+          <w:tcPr>
+            <w:tcW w:w="0" w:type="auto"/>
+            <w:vAlign w:val="center"/>
+            <w:hideMark/>
+          </w:tcPr>
+          <w:p>
+            <w:r>
+              <w:t>Phản hồi sản phẩm</w:t>
+            </w:r>
+          </w:p>
+        </w:tc>
+        <w:tc>
+          <w:tcPr>
+            <w:tcW w:w="0" w:type="auto"/>
+            <w:vAlign w:val="center"/>
+            <w:hideMark/>
+          </w:tcPr>
+          <w:p>
+            <w:r>
+              <w:rPr>
+                <w:b/>
+                <w:bCs/>
+              </w:rPr>
+              <w:t>Chuyển nơi xử lý:</w:t>
+            </w:r>
+            <w:r>
+              <w:t xml:space="preserve"> Đây là mục tiêu/chỉ số chất lượng sản phẩm, cần chuyển về Product Backlog hoặc Sprint Planning để định hướng PBI, không phải hành động cải tiến quy trình Retrospective.</w:t>
+            </w:r>
+          </w:p>
+        </w:tc>
+      </w:tr>
+      <w:tr>
+        <w:trPr>
+          <w:tblCellSpacing w:w="15" w:type="dxa"/>
+        </w:trPr>
+        <w:tc>
+          <w:tcPr>
+            <w:tcW w:w="0" w:type="auto"/>
+            <w:vAlign w:val="center"/>
+            <w:hideMark/>
+          </w:tcPr>
+          <w:p>
+            <w:r>
+              <w:rPr>
+                <w:b/>
+                <w:bCs/>
+              </w:rPr>
+              <w:t>R-07</w:t>
+            </w:r>
+          </w:p>
+        </w:tc>
+        <w:tc>
+          <w:tcPr>
+            <w:tcW w:w="0" w:type="auto"/>
+            <w:vAlign w:val="center"/>
+            <w:hideMark/>
+          </w:tcPr>
+          <w:p>
+            <w:r>
+              <w:t>Cách làm việc (Sai nguyên tắc DoD)</w:t>
+            </w:r>
+          </w:p>
+        </w:tc>
+        <w:tc>
+          <w:tcPr>
+            <w:tcW w:w="0" w:type="auto"/>
+            <w:vAlign w:val="center"/>
+            <w:hideMark/>
+          </w:tcPr>
+          <w:p>
+            <w:r>
+              <w:rPr>
+                <w:b/>
+                <w:bCs/>
+              </w:rPr>
+              <w:t>Viết lại hoặc loại bỏ:</w:t>
+            </w:r>
+            <w:r>
+              <w:t xml:space="preserve"> Viết lại theo hướng tìm nguyên nhân chưa đạt DoD để cải thiện năng lực thay vì hạ chuẩn: </w:t>
             </w:r>
             <w:r>
               <w:rPr>
                 <w:i/>
                 <w:iCs/>
               </w:rPr>
-              <w:t>"Anh/chị đánh giá như thế nào về tính năng tra cứu đơn hàng trên website vừa được trải nghiệm, và có góp ý gì để cải thiện trải nghiệm sử dụng không?"</w:t>
-            </w:r>
-          </w:p>
-          <w:p>
-            <w:r>
-              <w:br/>
-            </w:r>
-          </w:p>
-          <w:p>
-            <w:r>
-              <w:lastRenderedPageBreak/>
-              <w:t xml:space="preserve">• </w:t>
-            </w:r>
-            <w:r>
-              <w:rPr>
-                <w:b/>
-                <w:bCs/>
-              </w:rPr>
-              <w:t>Cách ghi nhận Feedback:</w:t>
-            </w:r>
-            <w:r>
-              <w:t xml:space="preserve"> Toàn bộ ý kiến được ghi nhận vào Product Backlog để Product Owner xem xét ưu tiên cho các Sprint sau, không tự động cam kết làm ngay trong Sprint kế tiếp.</w:t>
+              <w:t>"Phân tích nguyên nhân lỗi nghiêm trọng cao còn tồn đọng để tối ưu hóa khâu kiểm thử trước khi kết thúc Sprint."</w:t>
             </w:r>
           </w:p>
         </w:tc>
@@ -489,8 +504,22 @@
           <w:b/>
           <w:bCs/>
         </w:rPr>
-        <w:lastRenderedPageBreak/>
-        <w:t>Phần 2 - Trạng thái PBI</w:t>
+        <w:t>Phần 2 - Sửa Improvement và Xử lý Improvement cũ</w:t>
+      </w:r>
+    </w:p>
+    <w:p>
+      <w:pPr>
+        <w:rPr>
+          <w:b/>
+          <w:bCs/>
+        </w:rPr>
+      </w:pPr>
+      <w:r>
+        <w:rPr>
+          <w:b/>
+          <w:bCs/>
+        </w:rPr>
+        <w:t>1. Chọn và sửa tối đa hai Improvement phù hợp (đáp ứng đủ 4 cột)</w:t>
       </w:r>
     </w:p>
     <w:tbl>
@@ -506,9 +535,10 @@
         <w:tblLook w:val="04A0" w:firstRow="1" w:lastRow="0" w:firstColumn="1" w:lastColumn="0" w:noHBand="0" w:noVBand="1"/>
       </w:tblPr>
       <w:tblGrid>
-        <w:gridCol w:w="694"/>
-        <w:gridCol w:w="1220"/>
-        <w:gridCol w:w="7157"/>
+        <w:gridCol w:w="3601"/>
+        <w:gridCol w:w="1701"/>
+        <w:gridCol w:w="1318"/>
+        <w:gridCol w:w="2451"/>
       </w:tblGrid>
       <w:tr>
         <w:trPr>
@@ -533,7 +563,7 @@
                 <w:b/>
                 <w:bCs/>
               </w:rPr>
-              <w:t>PBI</w:t>
+              <w:t>Hành động (Hành vi cải tiến cụ thể)</w:t>
             </w:r>
           </w:p>
         </w:tc>
@@ -555,7 +585,7 @@
                 <w:b/>
                 <w:bCs/>
               </w:rPr>
-              <w:t>Done / Chưa Done</w:t>
+              <w:t>Người/nhóm theo dõi</w:t>
             </w:r>
           </w:p>
         </w:tc>
@@ -577,7 +607,29 @@
                 <w:b/>
                 <w:bCs/>
               </w:rPr>
-              <w:t>Câu thông báo trong Sprint Review</w:t>
+              <w:t>Khi kiểm tra</w:t>
+            </w:r>
+          </w:p>
+        </w:tc>
+        <w:tc>
+          <w:tcPr>
+            <w:tcW w:w="0" w:type="auto"/>
+            <w:vAlign w:val="center"/>
+            <w:hideMark/>
+          </w:tcPr>
+          <w:p>
+            <w:pPr>
+              <w:rPr>
+                <w:b/>
+                <w:bCs/>
+              </w:rPr>
+            </w:pPr>
+            <w:r>
+              <w:rPr>
+                <w:b/>
+                <w:bCs/>
+              </w:rPr>
+              <w:t>Bằng chứng</w:t>
             </w:r>
           </w:p>
         </w:tc>
@@ -594,43 +646,52 @@
           </w:tcPr>
           <w:p>
             <w:r>
-              <w:rPr>
-                <w:b/>
-                <w:bCs/>
-              </w:rPr>
-              <w:t>PBI-41</w:t>
-            </w:r>
-          </w:p>
-        </w:tc>
-        <w:tc>
-          <w:tcPr>
-            <w:tcW w:w="0" w:type="auto"/>
-            <w:vAlign w:val="center"/>
-            <w:hideMark/>
-          </w:tcPr>
-          <w:p>
-            <w:r>
-              <w:rPr>
-                <w:b/>
-                <w:bCs/>
-              </w:rPr>
-              <w:t>Done</w:t>
-            </w:r>
-          </w:p>
-        </w:tc>
-        <w:tc>
-          <w:tcPr>
-            <w:tcW w:w="0" w:type="auto"/>
-            <w:vAlign w:val="center"/>
-            <w:hideMark/>
-          </w:tcPr>
-          <w:p>
-            <w:r>
-              <w:rPr>
-                <w:i/>
-                <w:iCs/>
-              </w:rPr>
-              <w:t>"PBI-41 (Tra cứu trạng thái đơn trên website) đã hoàn thành, chạy tốt trên môi trường thử nghiệm với 60/60 kiểm thử chính đạt và không còn lỗi nghiêm trọng cao."</w:t>
+              <w:t xml:space="preserve">Khi có thay đổi về quy tắc chuyển người, nhóm sẽ cập nhật </w:t>
+            </w:r>
+            <w:r>
+              <w:lastRenderedPageBreak/>
+              <w:t>tài liệu chung trước khi triển khai;</w:t>
+            </w:r>
+          </w:p>
+        </w:tc>
+        <w:tc>
+          <w:tcPr>
+            <w:tcW w:w="0" w:type="auto"/>
+            <w:vAlign w:val="center"/>
+            <w:hideMark/>
+          </w:tcPr>
+          <w:p>
+            <w:r>
+              <w:lastRenderedPageBreak/>
+              <w:t>Nhóm Developers</w:t>
+            </w:r>
+          </w:p>
+        </w:tc>
+        <w:tc>
+          <w:tcPr>
+            <w:tcW w:w="0" w:type="auto"/>
+            <w:vAlign w:val="center"/>
+            <w:hideMark/>
+          </w:tcPr>
+          <w:p>
+            <w:r>
+              <w:t>Vào Daily Scrum hằng ngày</w:t>
+            </w:r>
+          </w:p>
+        </w:tc>
+        <w:tc>
+          <w:tcPr>
+            <w:tcW w:w="0" w:type="auto"/>
+            <w:vAlign w:val="center"/>
+            <w:hideMark/>
+          </w:tcPr>
+          <w:p>
+            <w:r>
+              <w:t xml:space="preserve">có phiên bản tài liệu chung được cập nhật </w:t>
+            </w:r>
+            <w:r>
+              <w:lastRenderedPageBreak/>
+              <w:t>trên kho lưu trữ chung.</w:t>
             </w:r>
           </w:p>
         </w:tc>
@@ -647,96 +708,44 @@
           </w:tcPr>
           <w:p>
             <w:r>
-              <w:rPr>
-                <w:b/>
-                <w:bCs/>
-              </w:rPr>
-              <w:t>PBI-42</w:t>
-            </w:r>
-          </w:p>
-        </w:tc>
-        <w:tc>
-          <w:tcPr>
-            <w:tcW w:w="0" w:type="auto"/>
-            <w:vAlign w:val="center"/>
-            <w:hideMark/>
-          </w:tcPr>
-          <w:p>
-            <w:r>
-              <w:rPr>
-                <w:b/>
-                <w:bCs/>
-              </w:rPr>
-              <w:t>Chưa Done</w:t>
-            </w:r>
-          </w:p>
-        </w:tc>
-        <w:tc>
-          <w:tcPr>
-            <w:tcW w:w="0" w:type="auto"/>
-            <w:vAlign w:val="center"/>
-            <w:hideMark/>
-          </w:tcPr>
-          <w:p>
-            <w:r>
-              <w:rPr>
-                <w:i/>
-                <w:iCs/>
-              </w:rPr>
-              <w:t>"PBI-42 (Tra cứu trạng thái đơn từ mạng xã hội) chưa được xem là Done vì đã tích hợp nhưng vẫn còn 8 ca kiểm thử lỗi dịch vụ đơn hàng chưa đạt."</w:t>
-            </w:r>
-          </w:p>
-        </w:tc>
-      </w:tr>
-      <w:tr>
-        <w:trPr>
-          <w:tblCellSpacing w:w="15" w:type="dxa"/>
-        </w:trPr>
-        <w:tc>
-          <w:tcPr>
-            <w:tcW w:w="0" w:type="auto"/>
-            <w:vAlign w:val="center"/>
-            <w:hideMark/>
-          </w:tcPr>
-          <w:p>
-            <w:r>
-              <w:rPr>
-                <w:b/>
-                <w:bCs/>
-              </w:rPr>
-              <w:t>PBI-44</w:t>
-            </w:r>
-          </w:p>
-        </w:tc>
-        <w:tc>
-          <w:tcPr>
-            <w:tcW w:w="0" w:type="auto"/>
-            <w:vAlign w:val="center"/>
-            <w:hideMark/>
-          </w:tcPr>
-          <w:p>
-            <w:r>
-              <w:rPr>
-                <w:b/>
-                <w:bCs/>
-              </w:rPr>
-              <w:t>Chưa Done</w:t>
-            </w:r>
-          </w:p>
-        </w:tc>
-        <w:tc>
-          <w:tcPr>
-            <w:tcW w:w="0" w:type="auto"/>
-            <w:vAlign w:val="center"/>
-            <w:hideMark/>
-          </w:tcPr>
-          <w:p>
-            <w:r>
-              <w:rPr>
-                <w:i/>
-                <w:iCs/>
-              </w:rPr>
-              <w:t>"PBI-44 (Nhận diện khiếu nại nghiêm trọng) chưa được xem là Done vì vẫn còn 6/80 ca bị phân loại sai và còn tồn đọng 01 lỗi mức nghiêm trọng cao."</w:t>
+              <w:lastRenderedPageBreak/>
+              <w:t>Khi tái hiện lỗi chưa rõ nguyên nhân, Khánh Vy và Nam sẽ thực hiện Pairing (hai người cùng làm) để kiểm thử;</w:t>
+            </w:r>
+          </w:p>
+        </w:tc>
+        <w:tc>
+          <w:tcPr>
+            <w:tcW w:w="0" w:type="auto"/>
+            <w:vAlign w:val="center"/>
+            <w:hideMark/>
+          </w:tcPr>
+          <w:p>
+            <w:r>
+              <w:t>Khánh Vy &amp; Nam</w:t>
+            </w:r>
+          </w:p>
+        </w:tc>
+        <w:tc>
+          <w:tcPr>
+            <w:tcW w:w="0" w:type="auto"/>
+            <w:vAlign w:val="center"/>
+            <w:hideMark/>
+          </w:tcPr>
+          <w:p>
+            <w:r>
+              <w:t>Cuối mỗi Sprint</w:t>
+            </w:r>
+          </w:p>
+        </w:tc>
+        <w:tc>
+          <w:tcPr>
+            <w:tcW w:w="0" w:type="auto"/>
+            <w:vAlign w:val="center"/>
+            <w:hideMark/>
+          </w:tcPr>
+          <w:p>
+            <w:r>
+              <w:t>có biên bản ghi nhận hoặc danh sách lỗi đã được phối hợp xử lý xong.</w:t>
             </w:r>
           </w:p>
         </w:tc>
@@ -754,7 +763,42 @@
           <w:b/>
           <w:bCs/>
         </w:rPr>
-        <w:t>Phần 3 - Xử lý tình huống</w:t>
+        <w:t>2. Cách xử lý Improvement cũ (IM-10-02)</w:t>
+      </w:r>
+    </w:p>
+    <w:p>
+      <w:r>
+        <w:t xml:space="preserve">Improvement cũ (chạy Integration Test không muộn hơn Ngày 4) chưa hoàn thành ở Sprint 10 và sang Sprint 11 test đầu tiên vẫn dời đến Ngày 8. Nhóm không được bỏ qua hoặc chỉ đơn thuần gia hạn sang Sprint sau. Scrum Team cần </w:t>
+      </w:r>
+      <w:r>
+        <w:rPr>
+          <w:b/>
+          <w:bCs/>
+        </w:rPr>
+        <w:t>phân tích nguyên nhân gốc rễ (Root Cause Analysis)</w:t>
+      </w:r>
+      <w:r>
+        <w:t xml:space="preserve"> tại sao môi trường hoặc công việc bị nghẽn đến Ngày 8 (ví dụ: do Khánh Vy đến Ngày 4 mới được cấp quyền, hoặc do kịch bản test chưa sẵn sàng từ đầu Sprint), từ đó đưa ra hành động cụ thể để đưa thời điểm chạy Integration Test về đúng cam kết ngay từ đầu Sprint tiếp theo.</w:t>
+      </w:r>
+    </w:p>
+    <w:p>
+      <w:pPr>
+        <w:rPr>
+          <w:b/>
+          <w:bCs/>
+        </w:rPr>
+      </w:pPr>
+      <w:r>
+        <w:rPr>
+          <w:b/>
+          <w:bCs/>
+        </w:rPr>
+        <w:t>Phần 3 - Nhận xét cách điều phối buổi họp</w:t>
+      </w:r>
+    </w:p>
+    <w:p>
+      <w:r>
+        <w:t>Hai điểm chưa phù hợp trong cách Scrum Master và Product Owner điều phối buổi họp:</w:t>
       </w:r>
     </w:p>
     <w:p>
@@ -769,10 +813,30 @@
           <w:b/>
           <w:bCs/>
         </w:rPr>
-        <w:t>Về việc giấu dữ liệu (6 ca phân loại sai của PBI-44):</w:t>
+        <w:t>Scrum Master đặt câu hỏi mang tính quy chụp, đổ lỗi cá nhân:</w:t>
       </w:r>
       <w:r>
-        <w:t xml:space="preserve"> Tuyệt đối không được giấu dữ liệu; minh bạch kết quả thực tế là nền tảng của Agile để Scrum Team cùng Stakeholders đánh giá chính xác tình hình sản phẩm.</w:t>
+        <w:t xml:space="preserve"> Việc Scrum Master mở đầu bằng câu hỏi </w:t>
+      </w:r>
+      <w:r>
+        <w:rPr>
+          <w:i/>
+          <w:iCs/>
+        </w:rPr>
+        <w:t>"Ai đã làm sáu khiếu nại bị phân loại sai?"</w:t>
+      </w:r>
+      <w:r>
+        <w:t xml:space="preserve"> vi phạm nghiêm trọng nguyên tắc an toàn tâm lý của Retrospective. Điều này khiến thành viên cảm thấy bị tấn công cá nhân, sợ hãi và dẫn đến việc sau khi một cái tên xuất hiện, các thành viên còn lại chọn cách </w:t>
+      </w:r>
+      <w:r>
+        <w:rPr>
+          <w:b/>
+          <w:bCs/>
+        </w:rPr>
+        <w:t>ngừng phát biểu</w:t>
+      </w:r>
+      <w:r>
+        <w:t>.</w:t>
       </w:r>
     </w:p>
     <w:p>
@@ -787,28 +851,10 @@
           <w:b/>
           <w:bCs/>
         </w:rPr>
-        <w:t>Về việc hứa hẹn với Chủ cửa hàng:</w:t>
+        <w:t>Product Owner can thiệp quá sâu vào việc giải quyết thay nhóm:</w:t>
       </w:r>
       <w:r>
-        <w:t xml:space="preserve"> Feedback này sẽ được ghi nhận và xem xét đưa vào Product Backlog để sắp xếp độ ưu tiên, chứ không tự động trở thành cam kết thực hiện ngay lập tức trong Sprint sau.</w:t>
-      </w:r>
-    </w:p>
-    <w:p>
-      <w:pPr>
-        <w:numPr>
-          <w:ilvl w:val="0"/>
-          <w:numId w:val="1"/>
-        </w:numPr>
-      </w:pPr>
-      <w:r>
-        <w:rPr>
-          <w:b/>
-          <w:bCs/>
-        </w:rPr>
-        <w:t>Về việc mời Trưởng nhóm CSKH:</w:t>
-      </w:r>
-      <w:r>
-        <w:t xml:space="preserve"> Cần phải mời Trưởng nhóm CSKH tham dự buổi Sprint Review vì họ có góc nhìn liên quan là muốn chuyển hội thoại cho nhân viên sớm khi AI không chắc chắn, giúp đội ngũ nắm bắt chính xác nhu cầu vận hành thực tế.</w:t>
+        <w:t xml:space="preserve"> Product Owner trả lời từng ý và tự chọn giải pháp thay vì để Scrum Team tự thảo luận và tìm nguyên nhân hệ thống. Điều này làm mất đi quyền tự chủ (self-organization) và quyền cùng quyết định của Scrum Team trong việc cải tiến quy trình làm việc của chính mình.</w:t>
       </w:r>
     </w:p>
     <w:p/>
@@ -825,9 +871,9 @@
 <file path=word/numbering.xml><?xml version="1.0" encoding="utf-8"?>
 <w:numbering xmlns:wpc="http://schemas.microsoft.com/office/word/2010/wordprocessingCanvas" xmlns:cx="http://schemas.microsoft.com/office/drawing/2014/chartex" xmlns:cx1="http://schemas.microsoft.com/office/drawing/2015/9/8/chartex" xmlns:cx2="http://schemas.microsoft.com/office/drawing/2015/10/21/chartex" xmlns:cx3="http://schemas.microsoft.com/office/drawing/2016/5/9/chartex" xmlns:cx4="http://schemas.microsoft.com/office/drawing/2016/5/10/chartex" xmlns:cx5="http://schemas.microsoft.com/office/drawing/2016/5/11/chartex" xmlns:cx6="http://schemas.microsoft.com/office/drawing/2016/5/12/chartex" xmlns:cx7="http://schemas.microsoft.com/office/drawing/2016/5/13/chartex" xmlns:cx8="http://schemas.microsoft.com/office/drawing/2016/5/14/chartex" xmlns:mc="http://schemas.openxmlformats.org/markup-compatibility/2006" xmlns:aink="http://schemas.microsoft.com/office/drawing/2016/ink" xmlns:am3d="http://schemas.microsoft.com/office/drawing/2017/model3d" xmlns:o="urn:schemas-microsoft-com:office:office" xmlns:oel="http://schemas.microsoft.com/office/2019/extlst" xmlns:r="http://schemas.openxmlformats.org/officeDocument/2006/relationships" xmlns:m="http://schemas.openxmlformats.org/officeDocument/2006/math" xmlns:v="urn:schemas-microsoft-com:vml" xmlns:wp14="http://schemas.microsoft.com/office/word/2010/wordprocessingDrawing" xmlns:wp="http://schemas.openxmlformats.org/drawingml/2006/wordprocessingDrawing" xmlns:w10="urn:schemas-microsoft-com:office:word" xmlns:w="http://schemas.openxmlformats.org/wordprocessingml/2006/main" xmlns:w14="http://schemas.microsoft.com/office/word/2010/wordml" xmlns:w15="http://schemas.microsoft.com/office/word/2012/wordml" xmlns:w16cex="http://schemas.microsoft.com/office/word/2018/wordml/cex" xmlns:w16cid="http://schemas.microsoft.com/office/word/2016/wordml/cid" xmlns:w16="http://schemas.microsoft.com/office/word/2018/wordml" xmlns:w16du="http://schemas.microsoft.com/office/word/2023/wordml/word16du" xmlns:w16sdtdh="http://schemas.microsoft.com/office/word/2020/wordml/sdtdatahash" xmlns:w16sdtfl="http://schemas.microsoft.com/office/word/2024/wordml/sdtformatlock" xmlns:w16se="http://schemas.microsoft.com/office/word/2015/wordml/symex" xmlns:wpg="http://schemas.microsoft.com/office/word/2010/wordprocessingGroup" xmlns:wpi="http://schemas.microsoft.com/office/word/2010/wordprocessingInk" xmlns:wne="http://schemas.microsoft.com/office/word/2006/wordml" xmlns:wps="http://schemas.microsoft.com/office/word/2010/wordprocessingShape" mc:Ignorable="w14 w15 w16se w16cid w16 w16cex w16sdtdh w16sdtfl w16du wp14">
   <w:abstractNum w:abstractNumId="0" w15:restartNumberingAfterBreak="0">
-    <w:nsid w:val="0FA2786D"/>
+    <w:nsid w:val="140E0D5D"/>
     <w:multiLevelType w:val="multilevel"/>
-    <w:tmpl w:val="775C7CEA"/>
+    <w:tmpl w:val="94786A06"/>
     <w:lvl w:ilvl="0">
       <w:start w:val="1"/>
       <w:numFmt w:val="decimal"/>
@@ -937,7 +983,7 @@
       </w:pPr>
     </w:lvl>
   </w:abstractNum>
-  <w:num w:numId="1" w16cid:durableId="1399590129">
+  <w:num w:numId="1" w16cid:durableId="1772164186">
     <w:abstractNumId w:val="0"/>
   </w:num>
 </w:numbering>
@@ -1450,7 +1496,7 @@
     <w:semiHidden/>
     <w:unhideWhenUsed/>
     <w:qFormat/>
-    <w:rsid w:val="006435EA"/>
+    <w:rsid w:val="003C2F5D"/>
     <w:pPr>
       <w:keepNext/>
       <w:keepLines/>
@@ -1471,7 +1517,7 @@
     <w:semiHidden/>
     <w:unhideWhenUsed/>
     <w:qFormat/>
-    <w:rsid w:val="006435EA"/>
+    <w:rsid w:val="003C2F5D"/>
     <w:pPr>
       <w:keepNext/>
       <w:keepLines/>
@@ -1494,7 +1540,7 @@
     <w:semiHidden/>
     <w:unhideWhenUsed/>
     <w:qFormat/>
-    <w:rsid w:val="006435EA"/>
+    <w:rsid w:val="003C2F5D"/>
     <w:pPr>
       <w:keepNext/>
       <w:keepLines/>
@@ -1515,7 +1561,7 @@
     <w:semiHidden/>
     <w:unhideWhenUsed/>
     <w:qFormat/>
-    <w:rsid w:val="006435EA"/>
+    <w:rsid w:val="003C2F5D"/>
     <w:pPr>
       <w:keepNext/>
       <w:keepLines/>
@@ -1538,7 +1584,7 @@
     <w:semiHidden/>
     <w:unhideWhenUsed/>
     <w:qFormat/>
-    <w:rsid w:val="006435EA"/>
+    <w:rsid w:val="003C2F5D"/>
     <w:pPr>
       <w:keepNext/>
       <w:keepLines/>
@@ -1656,7 +1702,7 @@
     <w:link w:val="Heading5"/>
     <w:uiPriority w:val="9"/>
     <w:semiHidden/>
-    <w:rsid w:val="006435EA"/>
+    <w:rsid w:val="003C2F5D"/>
     <w:rPr>
       <w:rFonts w:eastAsiaTheme="majorEastAsia" w:cstheme="majorBidi"/>
       <w:color w:val="0F4761" w:themeColor="accent1" w:themeShade="BF"/>
@@ -1669,7 +1715,7 @@
     <w:link w:val="Heading6"/>
     <w:uiPriority w:val="9"/>
     <w:semiHidden/>
-    <w:rsid w:val="006435EA"/>
+    <w:rsid w:val="003C2F5D"/>
     <w:rPr>
       <w:rFonts w:eastAsiaTheme="majorEastAsia" w:cstheme="majorBidi"/>
       <w:i/>
@@ -1684,7 +1730,7 @@
     <w:link w:val="Heading7"/>
     <w:uiPriority w:val="9"/>
     <w:semiHidden/>
-    <w:rsid w:val="006435EA"/>
+    <w:rsid w:val="003C2F5D"/>
     <w:rPr>
       <w:rFonts w:eastAsiaTheme="majorEastAsia" w:cstheme="majorBidi"/>
       <w:color w:val="595959" w:themeColor="text1" w:themeTint="A6"/>
@@ -1697,7 +1743,7 @@
     <w:link w:val="Heading8"/>
     <w:uiPriority w:val="9"/>
     <w:semiHidden/>
-    <w:rsid w:val="006435EA"/>
+    <w:rsid w:val="003C2F5D"/>
     <w:rPr>
       <w:rFonts w:eastAsiaTheme="majorEastAsia" w:cstheme="majorBidi"/>
       <w:i/>
@@ -1712,7 +1758,7 @@
     <w:link w:val="Heading9"/>
     <w:uiPriority w:val="9"/>
     <w:semiHidden/>
-    <w:rsid w:val="006435EA"/>
+    <w:rsid w:val="003C2F5D"/>
     <w:rPr>
       <w:rFonts w:eastAsiaTheme="majorEastAsia" w:cstheme="majorBidi"/>
       <w:color w:val="272727" w:themeColor="text1" w:themeTint="D8"/>
@@ -1726,7 +1772,7 @@
     <w:link w:val="TitleChar"/>
     <w:uiPriority w:val="10"/>
     <w:qFormat/>
-    <w:rsid w:val="006435EA"/>
+    <w:rsid w:val="003C2F5D"/>
     <w:pPr>
       <w:spacing w:after="80" w:line="240" w:lineRule="auto"/>
       <w:contextualSpacing/>
@@ -1744,7 +1790,7 @@
     <w:basedOn w:val="DefaultParagraphFont"/>
     <w:link w:val="Title"/>
     <w:uiPriority w:val="10"/>
-    <w:rsid w:val="006435EA"/>
+    <w:rsid w:val="003C2F5D"/>
     <w:rPr>
       <w:rFonts w:asciiTheme="majorHAnsi" w:eastAsiaTheme="majorEastAsia" w:hAnsiTheme="majorHAnsi" w:cstheme="majorBidi"/>
       <w:spacing w:val="-10"/>
@@ -1760,7 +1806,7 @@
     <w:link w:val="SubtitleChar"/>
     <w:uiPriority w:val="11"/>
     <w:qFormat/>
-    <w:rsid w:val="006435EA"/>
+    <w:rsid w:val="003C2F5D"/>
     <w:pPr>
       <w:numPr>
         <w:ilvl w:val="1"/>
@@ -1780,7 +1826,7 @@
     <w:basedOn w:val="DefaultParagraphFont"/>
     <w:link w:val="Subtitle"/>
     <w:uiPriority w:val="11"/>
-    <w:rsid w:val="006435EA"/>
+    <w:rsid w:val="003C2F5D"/>
     <w:rPr>
       <w:rFonts w:eastAsiaTheme="majorEastAsia" w:cstheme="majorBidi"/>
       <w:color w:val="595959" w:themeColor="text1" w:themeTint="A6"/>
@@ -1796,7 +1842,7 @@
     <w:link w:val="QuoteChar"/>
     <w:uiPriority w:val="29"/>
     <w:qFormat/>
-    <w:rsid w:val="006435EA"/>
+    <w:rsid w:val="003C2F5D"/>
     <w:pPr>
       <w:spacing w:before="160" w:after="160"/>
       <w:jc w:val="center"/>
@@ -1812,7 +1858,7 @@
     <w:basedOn w:val="DefaultParagraphFont"/>
     <w:link w:val="Quote"/>
     <w:uiPriority w:val="29"/>
-    <w:rsid w:val="006435EA"/>
+    <w:rsid w:val="003C2F5D"/>
     <w:rPr>
       <w:rFonts w:ascii="Times New Roman" w:hAnsi="Times New Roman"/>
       <w:i/>
@@ -1826,7 +1872,7 @@
     <w:basedOn w:val="Normal"/>
     <w:uiPriority w:val="34"/>
     <w:qFormat/>
-    <w:rsid w:val="006435EA"/>
+    <w:rsid w:val="003C2F5D"/>
     <w:pPr>
       <w:ind w:left="720"/>
       <w:contextualSpacing/>
@@ -1837,7 +1883,7 @@
     <w:basedOn w:val="DefaultParagraphFont"/>
     <w:uiPriority w:val="21"/>
     <w:qFormat/>
-    <w:rsid w:val="006435EA"/>
+    <w:rsid w:val="003C2F5D"/>
     <w:rPr>
       <w:i/>
       <w:iCs/>
@@ -1851,7 +1897,7 @@
     <w:link w:val="IntenseQuoteChar"/>
     <w:uiPriority w:val="30"/>
     <w:qFormat/>
-    <w:rsid w:val="006435EA"/>
+    <w:rsid w:val="003C2F5D"/>
     <w:pPr>
       <w:pBdr>
         <w:top w:val="single" w:sz="4" w:space="10" w:color="0F4761" w:themeColor="accent1" w:themeShade="BF"/>
@@ -1872,7 +1918,7 @@
     <w:basedOn w:val="DefaultParagraphFont"/>
     <w:link w:val="IntenseQuote"/>
     <w:uiPriority w:val="30"/>
-    <w:rsid w:val="006435EA"/>
+    <w:rsid w:val="003C2F5D"/>
     <w:rPr>
       <w:rFonts w:ascii="Times New Roman" w:hAnsi="Times New Roman"/>
       <w:i/>
@@ -1886,7 +1932,7 @@
     <w:basedOn w:val="DefaultParagraphFont"/>
     <w:uiPriority w:val="32"/>
     <w:qFormat/>
-    <w:rsid w:val="006435EA"/>
+    <w:rsid w:val="003C2F5D"/>
     <w:rPr>
       <w:b/>
       <w:bCs/>
